--- a/public/report_templates/creditos/evaluaciones/rptEvaluacionBienes.docx
+++ b/public/report_templates/creditos/evaluaciones/rptEvaluacionBienes.docx
@@ -1,6 +1,6 @@
 
 <file path=word/document.xml><?xml version="1.0" encoding="utf-8"?>
-<w:document xmlns:wpc="http://schemas.microsoft.com/office/word/2010/wordprocessingCanvas" xmlns:mc="http://schemas.openxmlformats.org/markup-compatibility/2006" xmlns:o="urn:schemas-microsoft-com:office:office" xmlns:r="http://schemas.openxmlformats.org/officeDocument/2006/relationships" xmlns:m="http://schemas.openxmlformats.org/officeDocument/2006/math" xmlns:v="urn:schemas-microsoft-com:vml" xmlns:wp14="http://schemas.microsoft.com/office/word/2010/wordprocessingDrawing" xmlns:wp="http://schemas.openxmlformats.org/drawingml/2006/wordprocessingDrawing" xmlns:w10="urn:schemas-microsoft-com:office:word" xmlns:w="http://schemas.openxmlformats.org/wordprocessingml/2006/main" xmlns:w14="http://schemas.microsoft.com/office/word/2010/wordml" xmlns:w15="http://schemas.microsoft.com/office/word/2012/wordml" xmlns:wpg="http://schemas.microsoft.com/office/word/2010/wordprocessingGroup" xmlns:wpi="http://schemas.microsoft.com/office/word/2010/wordprocessingInk" xmlns:wne="http://schemas.microsoft.com/office/word/2006/wordml" xmlns:wps="http://schemas.microsoft.com/office/word/2010/wordprocessingShape" mc:Ignorable="w14 w15 wp14">
+<w:document xmlns:wpc="http://schemas.microsoft.com/office/word/2010/wordprocessingCanvas" xmlns:cx="http://schemas.microsoft.com/office/drawing/2014/chartex" xmlns:cx1="http://schemas.microsoft.com/office/drawing/2015/9/8/chartex" xmlns:cx2="http://schemas.microsoft.com/office/drawing/2015/10/21/chartex" xmlns:cx3="http://schemas.microsoft.com/office/drawing/2016/5/9/chartex" xmlns:cx4="http://schemas.microsoft.com/office/drawing/2016/5/10/chartex" xmlns:cx5="http://schemas.microsoft.com/office/drawing/2016/5/11/chartex" xmlns:cx6="http://schemas.microsoft.com/office/drawing/2016/5/12/chartex" xmlns:cx7="http://schemas.microsoft.com/office/drawing/2016/5/13/chartex" xmlns:cx8="http://schemas.microsoft.com/office/drawing/2016/5/14/chartex" xmlns:mc="http://schemas.openxmlformats.org/markup-compatibility/2006" xmlns:aink="http://schemas.microsoft.com/office/drawing/2016/ink" xmlns:am3d="http://schemas.microsoft.com/office/drawing/2017/model3d" xmlns:o="urn:schemas-microsoft-com:office:office" xmlns:oel="http://schemas.microsoft.com/office/2019/extlst" xmlns:r="http://schemas.openxmlformats.org/officeDocument/2006/relationships" xmlns:m="http://schemas.openxmlformats.org/officeDocument/2006/math" xmlns:v="urn:schemas-microsoft-com:vml" xmlns:wp14="http://schemas.microsoft.com/office/word/2010/wordprocessingDrawing" xmlns:wp="http://schemas.openxmlformats.org/drawingml/2006/wordprocessingDrawing" xmlns:w10="urn:schemas-microsoft-com:office:word" xmlns:w="http://schemas.openxmlformats.org/wordprocessingml/2006/main" xmlns:w14="http://schemas.microsoft.com/office/word/2010/wordml" xmlns:w15="http://schemas.microsoft.com/office/word/2012/wordml" xmlns:w16cex="http://schemas.microsoft.com/office/word/2018/wordml/cex" xmlns:w16cid="http://schemas.microsoft.com/office/word/2016/wordml/cid" xmlns:w16="http://schemas.microsoft.com/office/word/2018/wordml" xmlns:w16sdtdh="http://schemas.microsoft.com/office/word/2020/wordml/sdtdatahash" xmlns:w16se="http://schemas.microsoft.com/office/word/2015/wordml/symex" xmlns:wpg="http://schemas.microsoft.com/office/word/2010/wordprocessingGroup" xmlns:wpi="http://schemas.microsoft.com/office/word/2010/wordprocessingInk" xmlns:wne="http://schemas.microsoft.com/office/word/2006/wordml" xmlns:wps="http://schemas.microsoft.com/office/word/2010/wordprocessingShape" mc:Ignorable="w14 w15 w16se w16cid w16 w16cex w16sdtdh wp14">
   <w:body>
     <w:p>
       <w:pPr>
@@ -268,15 +268,7 @@
         <w:rPr>
           <w:sz w:val="24"/>
         </w:rPr>
-        <w:t>de deudor declaro los siguientes bienes muebles a favor de la</w:t>
-      </w:r>
-      <w:bookmarkStart w:id="0" w:name="_GoBack"/>
-      <w:bookmarkEnd w:id="0"/>
-      <w:r>
-        <w:rPr>
-          <w:sz w:val="24"/>
-        </w:rPr>
-        <w:t xml:space="preserve"> empresa</w:t>
+        <w:t>de deudor declaro los siguientes bienes muebles a favor de la empresa</w:t>
       </w:r>
       <w:r>
         <w:rPr>
@@ -289,21 +281,14 @@
           <w:b/>
           <w:sz w:val="24"/>
         </w:rPr>
-        <w:t>COORPORACIÓN CREDIPYME SOLUCIÓN S.A (COORPORACIÓN</w:t>
+        <w:t>CREDIPYME HUANCA SAC</w:t>
       </w:r>
       <w:r>
         <w:rPr>
           <w:b/>
           <w:sz w:val="24"/>
         </w:rPr>
-        <w:t xml:space="preserve"> </w:t>
-      </w:r>
-      <w:r>
-        <w:rPr>
-          <w:b/>
-          <w:sz w:val="24"/>
-        </w:rPr>
-        <w:t>CREDIPYME),</w:t>
+        <w:t>,</w:t>
       </w:r>
       <w:r>
         <w:rPr>
@@ -363,8 +348,8 @@
                 <w:b/>
               </w:rPr>
             </w:pPr>
-            <w:bookmarkStart w:id="1" w:name="tabla"/>
-            <w:bookmarkEnd w:id="1"/>
+            <w:bookmarkStart w:id="0" w:name="tabla"/>
+            <w:bookmarkEnd w:id="0"/>
             <w:r>
               <w:rPr>
                 <w:b/>
@@ -1087,7 +1072,7 @@
               </wp:anchor>
             </w:drawing>
           </mc:Choice>
-          <mc:Fallback xmlns:w16se="http://schemas.microsoft.com/office/word/2015/wordml/symex" xmlns:w16="http://schemas.microsoft.com/office/word/2018/wordml" xmlns:w16cid="http://schemas.microsoft.com/office/word/2016/wordml/cid" xmlns:w16cex="http://schemas.microsoft.com/office/word/2018/wordml/cex" xmlns:am3d="http://schemas.microsoft.com/office/drawing/2017/model3d" xmlns:aink="http://schemas.microsoft.com/office/drawing/2016/ink" xmlns:cx8="http://schemas.microsoft.com/office/drawing/2016/5/14/chartex" xmlns:cx7="http://schemas.microsoft.com/office/drawing/2016/5/13/chartex" xmlns:cx6="http://schemas.microsoft.com/office/drawing/2016/5/12/chartex" xmlns:cx5="http://schemas.microsoft.com/office/drawing/2016/5/11/chartex" xmlns:cx4="http://schemas.microsoft.com/office/drawing/2016/5/10/chartex" xmlns:cx3="http://schemas.microsoft.com/office/drawing/2016/5/9/chartex" xmlns:cx2="http://schemas.microsoft.com/office/drawing/2015/10/21/chartex" xmlns:cx1="http://schemas.microsoft.com/office/drawing/2015/9/8/chartex" xmlns:cx="http://schemas.microsoft.com/office/drawing/2014/chartex">
+          <mc:Fallback>
             <w:pict>
               <v:line w14:anchorId="61AC8620" id="Conector recto 174" o:spid="_x0000_s1026" style="position:absolute;z-index:251659264;visibility:visible;mso-wrap-style:square;mso-wrap-distance-left:9pt;mso-wrap-distance-top:0;mso-wrap-distance-right:9pt;mso-wrap-distance-bottom:0;mso-position-horizontal:center;mso-position-horizontal-relative:margin;mso-position-vertical:absolute;mso-position-vertical-relative:text" from="0,1.25pt" to="152.4pt,1.25pt" o:gfxdata="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" strokecolor="black [3200]" strokeweight=".5pt">
                 <v:stroke joinstyle="miter"/>
@@ -1123,7 +1108,7 @@
 </file>
 
 <file path=word/endnotes.xml><?xml version="1.0" encoding="utf-8"?>
-<w:endnotes xmlns:wpc="http://schemas.microsoft.com/office/word/2010/wordprocessingCanvas" xmlns:mc="http://schemas.openxmlformats.org/markup-compatibility/2006" xmlns:o="urn:schemas-microsoft-com:office:office" xmlns:r="http://schemas.openxmlformats.org/officeDocument/2006/relationships" xmlns:m="http://schemas.openxmlformats.org/officeDocument/2006/math" xmlns:v="urn:schemas-microsoft-com:vml" xmlns:wp14="http://schemas.microsoft.com/office/word/2010/wordprocessingDrawing" xmlns:wp="http://schemas.openxmlformats.org/drawingml/2006/wordprocessingDrawing" xmlns:w10="urn:schemas-microsoft-com:office:word" xmlns:w="http://schemas.openxmlformats.org/wordprocessingml/2006/main" xmlns:w14="http://schemas.microsoft.com/office/word/2010/wordml" xmlns:w15="http://schemas.microsoft.com/office/word/2012/wordml" xmlns:wpg="http://schemas.microsoft.com/office/word/2010/wordprocessingGroup" xmlns:wpi="http://schemas.microsoft.com/office/word/2010/wordprocessingInk" xmlns:wne="http://schemas.microsoft.com/office/word/2006/wordml" xmlns:wps="http://schemas.microsoft.com/office/word/2010/wordprocessingShape" mc:Ignorable="w14 w15 wp14">
+<w:endnotes xmlns:wpc="http://schemas.microsoft.com/office/word/2010/wordprocessingCanvas" xmlns:cx="http://schemas.microsoft.com/office/drawing/2014/chartex" xmlns:cx1="http://schemas.microsoft.com/office/drawing/2015/9/8/chartex" xmlns:cx2="http://schemas.microsoft.com/office/drawing/2015/10/21/chartex" xmlns:cx3="http://schemas.microsoft.com/office/drawing/2016/5/9/chartex" xmlns:cx4="http://schemas.microsoft.com/office/drawing/2016/5/10/chartex" xmlns:cx5="http://schemas.microsoft.com/office/drawing/2016/5/11/chartex" xmlns:cx6="http://schemas.microsoft.com/office/drawing/2016/5/12/chartex" xmlns:cx7="http://schemas.microsoft.com/office/drawing/2016/5/13/chartex" xmlns:cx8="http://schemas.microsoft.com/office/drawing/2016/5/14/chartex" xmlns:mc="http://schemas.openxmlformats.org/markup-compatibility/2006" xmlns:aink="http://schemas.microsoft.com/office/drawing/2016/ink" xmlns:am3d="http://schemas.microsoft.com/office/drawing/2017/model3d" xmlns:o="urn:schemas-microsoft-com:office:office" xmlns:oel="http://schemas.microsoft.com/office/2019/extlst" xmlns:r="http://schemas.openxmlformats.org/officeDocument/2006/relationships" xmlns:m="http://schemas.openxmlformats.org/officeDocument/2006/math" xmlns:v="urn:schemas-microsoft-com:vml" xmlns:wp14="http://schemas.microsoft.com/office/word/2010/wordprocessingDrawing" xmlns:wp="http://schemas.openxmlformats.org/drawingml/2006/wordprocessingDrawing" xmlns:w10="urn:schemas-microsoft-com:office:word" xmlns:w="http://schemas.openxmlformats.org/wordprocessingml/2006/main" xmlns:w14="http://schemas.microsoft.com/office/word/2010/wordml" xmlns:w15="http://schemas.microsoft.com/office/word/2012/wordml" xmlns:w16cex="http://schemas.microsoft.com/office/word/2018/wordml/cex" xmlns:w16cid="http://schemas.microsoft.com/office/word/2016/wordml/cid" xmlns:w16="http://schemas.microsoft.com/office/word/2018/wordml" xmlns:w16sdtdh="http://schemas.microsoft.com/office/word/2020/wordml/sdtdatahash" xmlns:w16se="http://schemas.microsoft.com/office/word/2015/wordml/symex" xmlns:wpg="http://schemas.microsoft.com/office/word/2010/wordprocessingGroup" xmlns:wpi="http://schemas.microsoft.com/office/word/2010/wordprocessingInk" xmlns:wne="http://schemas.microsoft.com/office/word/2006/wordml" xmlns:wps="http://schemas.microsoft.com/office/word/2010/wordprocessingShape" mc:Ignorable="w14 w15 w16se w16cid w16 w16cex w16sdtdh wp14">
   <w:endnote w:type="separator" w:id="-1">
     <w:p>
       <w:r>
@@ -1142,7 +1127,7 @@
 </file>
 
 <file path=word/footnotes.xml><?xml version="1.0" encoding="utf-8"?>
-<w:footnotes xmlns:wpc="http://schemas.microsoft.com/office/word/2010/wordprocessingCanvas" xmlns:mc="http://schemas.openxmlformats.org/markup-compatibility/2006" xmlns:o="urn:schemas-microsoft-com:office:office" xmlns:r="http://schemas.openxmlformats.org/officeDocument/2006/relationships" xmlns:m="http://schemas.openxmlformats.org/officeDocument/2006/math" xmlns:v="urn:schemas-microsoft-com:vml" xmlns:wp14="http://schemas.microsoft.com/office/word/2010/wordprocessingDrawing" xmlns:wp="http://schemas.openxmlformats.org/drawingml/2006/wordprocessingDrawing" xmlns:w10="urn:schemas-microsoft-com:office:word" xmlns:w="http://schemas.openxmlformats.org/wordprocessingml/2006/main" xmlns:w14="http://schemas.microsoft.com/office/word/2010/wordml" xmlns:w15="http://schemas.microsoft.com/office/word/2012/wordml" xmlns:wpg="http://schemas.microsoft.com/office/word/2010/wordprocessingGroup" xmlns:wpi="http://schemas.microsoft.com/office/word/2010/wordprocessingInk" xmlns:wne="http://schemas.microsoft.com/office/word/2006/wordml" xmlns:wps="http://schemas.microsoft.com/office/word/2010/wordprocessingShape" mc:Ignorable="w14 w15 wp14">
+<w:footnotes xmlns:wpc="http://schemas.microsoft.com/office/word/2010/wordprocessingCanvas" xmlns:cx="http://schemas.microsoft.com/office/drawing/2014/chartex" xmlns:cx1="http://schemas.microsoft.com/office/drawing/2015/9/8/chartex" xmlns:cx2="http://schemas.microsoft.com/office/drawing/2015/10/21/chartex" xmlns:cx3="http://schemas.microsoft.com/office/drawing/2016/5/9/chartex" xmlns:cx4="http://schemas.microsoft.com/office/drawing/2016/5/10/chartex" xmlns:cx5="http://schemas.microsoft.com/office/drawing/2016/5/11/chartex" xmlns:cx6="http://schemas.microsoft.com/office/drawing/2016/5/12/chartex" xmlns:cx7="http://schemas.microsoft.com/office/drawing/2016/5/13/chartex" xmlns:cx8="http://schemas.microsoft.com/office/drawing/2016/5/14/chartex" xmlns:mc="http://schemas.openxmlformats.org/markup-compatibility/2006" xmlns:aink="http://schemas.microsoft.com/office/drawing/2016/ink" xmlns:am3d="http://schemas.microsoft.com/office/drawing/2017/model3d" xmlns:o="urn:schemas-microsoft-com:office:office" xmlns:oel="http://schemas.microsoft.com/office/2019/extlst" xmlns:r="http://schemas.openxmlformats.org/officeDocument/2006/relationships" xmlns:m="http://schemas.openxmlformats.org/officeDocument/2006/math" xmlns:v="urn:schemas-microsoft-com:vml" xmlns:wp14="http://schemas.microsoft.com/office/word/2010/wordprocessingDrawing" xmlns:wp="http://schemas.openxmlformats.org/drawingml/2006/wordprocessingDrawing" xmlns:w10="urn:schemas-microsoft-com:office:word" xmlns:w="http://schemas.openxmlformats.org/wordprocessingml/2006/main" xmlns:w14="http://schemas.microsoft.com/office/word/2010/wordml" xmlns:w15="http://schemas.microsoft.com/office/word/2012/wordml" xmlns:w16cex="http://schemas.microsoft.com/office/word/2018/wordml/cex" xmlns:w16cid="http://schemas.microsoft.com/office/word/2016/wordml/cid" xmlns:w16="http://schemas.microsoft.com/office/word/2018/wordml" xmlns:w16sdtdh="http://schemas.microsoft.com/office/word/2020/wordml/sdtdatahash" xmlns:w16se="http://schemas.microsoft.com/office/word/2015/wordml/symex" xmlns:wpg="http://schemas.microsoft.com/office/word/2010/wordprocessingGroup" xmlns:wpi="http://schemas.microsoft.com/office/word/2010/wordprocessingInk" xmlns:wne="http://schemas.microsoft.com/office/word/2006/wordml" xmlns:wps="http://schemas.microsoft.com/office/word/2010/wordprocessingShape" mc:Ignorable="w14 w15 w16se w16cid w16 w16cex w16sdtdh wp14">
   <w:footnote w:type="separator" w:id="-1">
     <w:p>
       <w:r>
@@ -1161,209 +1146,11 @@
 </file>
 
 <file path=word/header1.xml><?xml version="1.0" encoding="utf-8"?>
-<w:hdr xmlns:wpc="http://schemas.microsoft.com/office/word/2010/wordprocessingCanvas" xmlns:mc="http://schemas.openxmlformats.org/markup-compatibility/2006" xmlns:o="urn:schemas-microsoft-com:office:office" xmlns:r="http://schemas.openxmlformats.org/officeDocument/2006/relationships" xmlns:m="http://schemas.openxmlformats.org/officeDocument/2006/math" xmlns:v="urn:schemas-microsoft-com:vml" xmlns:wp14="http://schemas.microsoft.com/office/word/2010/wordprocessingDrawing" xmlns:wp="http://schemas.openxmlformats.org/drawingml/2006/wordprocessingDrawing" xmlns:w10="urn:schemas-microsoft-com:office:word" xmlns:w="http://schemas.openxmlformats.org/wordprocessingml/2006/main" xmlns:w14="http://schemas.microsoft.com/office/word/2010/wordml" xmlns:w15="http://schemas.microsoft.com/office/word/2012/wordml" xmlns:wpg="http://schemas.microsoft.com/office/word/2010/wordprocessingGroup" xmlns:wpi="http://schemas.microsoft.com/office/word/2010/wordprocessingInk" xmlns:wne="http://schemas.microsoft.com/office/word/2006/wordml" xmlns:wps="http://schemas.microsoft.com/office/word/2010/wordprocessingShape" mc:Ignorable="w14 w15 wp14">
+<w:hdr xmlns:wpc="http://schemas.microsoft.com/office/word/2010/wordprocessingCanvas" xmlns:cx="http://schemas.microsoft.com/office/drawing/2014/chartex" xmlns:cx1="http://schemas.microsoft.com/office/drawing/2015/9/8/chartex" xmlns:cx2="http://schemas.microsoft.com/office/drawing/2015/10/21/chartex" xmlns:cx3="http://schemas.microsoft.com/office/drawing/2016/5/9/chartex" xmlns:cx4="http://schemas.microsoft.com/office/drawing/2016/5/10/chartex" xmlns:cx5="http://schemas.microsoft.com/office/drawing/2016/5/11/chartex" xmlns:cx6="http://schemas.microsoft.com/office/drawing/2016/5/12/chartex" xmlns:cx7="http://schemas.microsoft.com/office/drawing/2016/5/13/chartex" xmlns:cx8="http://schemas.microsoft.com/office/drawing/2016/5/14/chartex" xmlns:mc="http://schemas.openxmlformats.org/markup-compatibility/2006" xmlns:aink="http://schemas.microsoft.com/office/drawing/2016/ink" xmlns:am3d="http://schemas.microsoft.com/office/drawing/2017/model3d" xmlns:o="urn:schemas-microsoft-com:office:office" xmlns:oel="http://schemas.microsoft.com/office/2019/extlst" xmlns:r="http://schemas.openxmlformats.org/officeDocument/2006/relationships" xmlns:m="http://schemas.openxmlformats.org/officeDocument/2006/math" xmlns:v="urn:schemas-microsoft-com:vml" xmlns:wp14="http://schemas.microsoft.com/office/word/2010/wordprocessingDrawing" xmlns:wp="http://schemas.openxmlformats.org/drawingml/2006/wordprocessingDrawing" xmlns:w10="urn:schemas-microsoft-com:office:word" xmlns:w="http://schemas.openxmlformats.org/wordprocessingml/2006/main" xmlns:w14="http://schemas.microsoft.com/office/word/2010/wordml" xmlns:w15="http://schemas.microsoft.com/office/word/2012/wordml" xmlns:w16cex="http://schemas.microsoft.com/office/word/2018/wordml/cex" xmlns:w16cid="http://schemas.microsoft.com/office/word/2016/wordml/cid" xmlns:w16="http://schemas.microsoft.com/office/word/2018/wordml" xmlns:w16sdtdh="http://schemas.microsoft.com/office/word/2020/wordml/sdtdatahash" xmlns:w16se="http://schemas.microsoft.com/office/word/2015/wordml/symex" xmlns:wpg="http://schemas.microsoft.com/office/word/2010/wordprocessingGroup" xmlns:wpi="http://schemas.microsoft.com/office/word/2010/wordprocessingInk" xmlns:wne="http://schemas.microsoft.com/office/word/2006/wordml" xmlns:wps="http://schemas.microsoft.com/office/word/2010/wordprocessingShape" mc:Ignorable="w14 w15 w16se w16cid w16 w16cex w16sdtdh wp14">
   <w:p>
     <w:pPr>
       <w:pStyle w:val="Encabezado"/>
     </w:pPr>
-    <w:r>
-      <w:rPr>
-        <w:noProof/>
-        <w:lang w:val="es-PE" w:eastAsia="es-PE"/>
-      </w:rPr>
-      <mc:AlternateContent>
-        <mc:Choice Requires="wpg">
-          <w:drawing>
-            <wp:anchor distT="0" distB="0" distL="114300" distR="114300" simplePos="0" relativeHeight="251659264" behindDoc="0" locked="0" layoutInCell="1" allowOverlap="1" wp14:anchorId="26307177" wp14:editId="2B7DB314">
-              <wp:simplePos x="0" y="0"/>
-              <wp:positionH relativeFrom="page">
-                <wp:align>left</wp:align>
-              </wp:positionH>
-              <wp:positionV relativeFrom="paragraph">
-                <wp:posOffset>-635</wp:posOffset>
-              </wp:positionV>
-              <wp:extent cx="7158355" cy="9839325"/>
-              <wp:effectExtent l="0" t="0" r="4445" b="0"/>
-              <wp:wrapNone/>
-              <wp:docPr id="3" name="Grupo 3"/>
-              <wp:cNvGraphicFramePr/>
-              <a:graphic xmlns:a="http://schemas.openxmlformats.org/drawingml/2006/main">
-                <a:graphicData uri="http://schemas.microsoft.com/office/word/2010/wordprocessingGroup">
-                  <wpg:wgp>
-                    <wpg:cNvGrpSpPr/>
-                    <wpg:grpSpPr>
-                      <a:xfrm>
-                        <a:off x="0" y="0"/>
-                        <a:ext cx="7158355" cy="9839325"/>
-                        <a:chOff x="0" y="10633"/>
-                        <a:chExt cx="7158355" cy="9839325"/>
-                      </a:xfrm>
-                    </wpg:grpSpPr>
-                    <wpg:grpSp>
-                      <wpg:cNvPr id="5" name="Grupo 5"/>
-                      <wpg:cNvGrpSpPr/>
-                      <wpg:grpSpPr>
-                        <a:xfrm>
-                          <a:off x="0" y="10633"/>
-                          <a:ext cx="7158355" cy="9839325"/>
-                          <a:chOff x="0" y="10633"/>
-                          <a:chExt cx="7158355" cy="9839325"/>
-                        </a:xfrm>
-                      </wpg:grpSpPr>
-                      <pic:pic xmlns:pic="http://schemas.openxmlformats.org/drawingml/2006/picture">
-                        <pic:nvPicPr>
-                          <pic:cNvPr id="6" name="Imagen 6"/>
-                          <pic:cNvPicPr>
-                            <a:picLocks noChangeAspect="1"/>
-                          </pic:cNvPicPr>
-                        </pic:nvPicPr>
-                        <pic:blipFill rotWithShape="1">
-                          <a:blip r:embed="rId1">
-                            <a:extLst>
-                              <a:ext uri="{28A0092B-C50C-407E-A947-70E740481C1C}">
-                                <a14:useLocalDpi xmlns:a14="http://schemas.microsoft.com/office/drawing/2010/main" val="0"/>
-                              </a:ext>
-                            </a:extLst>
-                          </a:blip>
-                          <a:srcRect b="5344"/>
-                          <a:stretch/>
-                        </pic:blipFill>
-                        <pic:spPr bwMode="auto">
-                          <a:xfrm>
-                            <a:off x="19050" y="10633"/>
-                            <a:ext cx="7139305" cy="9839325"/>
-                          </a:xfrm>
-                          <a:prstGeom prst="rect">
-                            <a:avLst/>
-                          </a:prstGeom>
-                          <a:ln>
-                            <a:noFill/>
-                          </a:ln>
-                          <a:extLst>
-                            <a:ext uri="{53640926-AAD7-44D8-BBD7-CCE9431645EC}">
-                              <a14:shadowObscured xmlns:a14="http://schemas.microsoft.com/office/drawing/2010/main"/>
-                            </a:ext>
-                          </a:extLst>
-                        </pic:spPr>
-                      </pic:pic>
-                      <wps:wsp>
-                        <wps:cNvPr id="7" name="Rectángulo redondeado 7"/>
-                        <wps:cNvSpPr/>
-                        <wps:spPr>
-                          <a:xfrm>
-                            <a:off x="0" y="85725"/>
-                            <a:ext cx="2219325" cy="685800"/>
-                          </a:xfrm>
-                          <a:prstGeom prst="roundRect">
-                            <a:avLst/>
-                          </a:prstGeom>
-                          <a:ln>
-                            <a:noFill/>
-                          </a:ln>
-                        </wps:spPr>
-                        <wps:style>
-                          <a:lnRef idx="2">
-                            <a:schemeClr val="accent6"/>
-                          </a:lnRef>
-                          <a:fillRef idx="1">
-                            <a:schemeClr val="lt1"/>
-                          </a:fillRef>
-                          <a:effectRef idx="0">
-                            <a:schemeClr val="accent6"/>
-                          </a:effectRef>
-                          <a:fontRef idx="minor">
-                            <a:schemeClr val="dk1"/>
-                          </a:fontRef>
-                        </wps:style>
-                        <wps:bodyPr rot="0" spcFirstLastPara="0" vertOverflow="overflow" horzOverflow="overflow" vert="horz" wrap="square" lIns="91440" tIns="45720" rIns="91440" bIns="45720" numCol="1" spcCol="0" rtlCol="0" fromWordArt="0" anchor="ctr" anchorCtr="0" forceAA="0" compatLnSpc="1">
-                          <a:prstTxWarp prst="textNoShape">
-                            <a:avLst/>
-                          </a:prstTxWarp>
-                          <a:noAutofit/>
-                        </wps:bodyPr>
-                      </wps:wsp>
-                    </wpg:grpSp>
-                    <pic:pic xmlns:pic="http://schemas.openxmlformats.org/drawingml/2006/picture">
-                      <pic:nvPicPr>
-                        <pic:cNvPr id="8" name="Imagen 8" descr="C:\Users\Lisbeth\Downloads\Logo_Corporación.png"/>
-                        <pic:cNvPicPr>
-                          <a:picLocks noChangeAspect="1"/>
-                        </pic:cNvPicPr>
-                      </pic:nvPicPr>
-                      <pic:blipFill>
-                        <a:blip r:embed="rId2">
-                          <a:extLst>
-                            <a:ext uri="{28A0092B-C50C-407E-A947-70E740481C1C}">
-                              <a14:useLocalDpi xmlns:a14="http://schemas.microsoft.com/office/drawing/2010/main" val="0"/>
-                            </a:ext>
-                          </a:extLst>
-                        </a:blip>
-                        <a:srcRect/>
-                        <a:stretch>
-                          <a:fillRect/>
-                        </a:stretch>
-                      </pic:blipFill>
-                      <pic:spPr bwMode="auto">
-                        <a:xfrm>
-                          <a:off x="171450" y="28575"/>
-                          <a:ext cx="1895475" cy="469265"/>
-                        </a:xfrm>
-                        <a:prstGeom prst="rect">
-                          <a:avLst/>
-                        </a:prstGeom>
-                        <a:noFill/>
-                        <a:ln>
-                          <a:noFill/>
-                        </a:ln>
-                      </pic:spPr>
-                    </pic:pic>
-                  </wpg:wgp>
-                </a:graphicData>
-              </a:graphic>
-            </wp:anchor>
-          </w:drawing>
-        </mc:Choice>
-        <mc:Fallback xmlns:w16se="http://schemas.microsoft.com/office/word/2015/wordml/symex" xmlns:w16="http://schemas.microsoft.com/office/word/2018/wordml" xmlns:w16cid="http://schemas.microsoft.com/office/word/2016/wordml/cid" xmlns:w16cex="http://schemas.microsoft.com/office/word/2018/wordml/cex" xmlns:am3d="http://schemas.microsoft.com/office/drawing/2017/model3d" xmlns:aink="http://schemas.microsoft.com/office/drawing/2016/ink" xmlns:cx8="http://schemas.microsoft.com/office/drawing/2016/5/14/chartex" xmlns:cx7="http://schemas.microsoft.com/office/drawing/2016/5/13/chartex" xmlns:cx6="http://schemas.microsoft.com/office/drawing/2016/5/12/chartex" xmlns:cx5="http://schemas.microsoft.com/office/drawing/2016/5/11/chartex" xmlns:cx4="http://schemas.microsoft.com/office/drawing/2016/5/10/chartex" xmlns:cx3="http://schemas.microsoft.com/office/drawing/2016/5/9/chartex" xmlns:cx2="http://schemas.microsoft.com/office/drawing/2015/10/21/chartex" xmlns:cx1="http://schemas.microsoft.com/office/drawing/2015/9/8/chartex" xmlns:cx="http://schemas.microsoft.com/office/drawing/2014/chartex">
-          <w:pict>
-            <v:group w14:anchorId="4B0CD2B2" id="Grupo 3" o:spid="_x0000_s1026" style="position:absolute;margin-left:0;margin-top:-.05pt;width:563.65pt;height:774.75pt;z-index:251659264;mso-position-horizontal:left;mso-position-horizontal-relative:page" coordorigin=",106" coordsize="71583,98393" o:gfxdata="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">
-              <v:group id="Grupo 5" o:spid="_x0000_s1027" style="position:absolute;top:106;width:71583;height:98393" coordorigin=",106" coordsize="71583,98393" o:gfxdata="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">
-                <v:shapetype id="_x0000_t75" coordsize="21600,21600" o:spt="75" o:preferrelative="t" path="m@4@5l@4@11@9@11@9@5xe" filled="f" stroked="f">
-                  <v:stroke joinstyle="miter"/>
-                  <v:formulas>
-                    <v:f eqn="if lineDrawn pixelLineWidth 0"/>
-                    <v:f eqn="sum @0 1 0"/>
-                    <v:f eqn="sum 0 0 @1"/>
-                    <v:f eqn="prod @2 1 2"/>
-                    <v:f eqn="prod @3 21600 pixelWidth"/>
-                    <v:f eqn="prod @3 21600 pixelHeight"/>
-                    <v:f eqn="sum @0 0 1"/>
-                    <v:f eqn="prod @6 1 2"/>
-                    <v:f eqn="prod @7 21600 pixelWidth"/>
-                    <v:f eqn="sum @8 21600 0"/>
-                    <v:f eqn="prod @7 21600 pixelHeight"/>
-                    <v:f eqn="sum @10 21600 0"/>
-                  </v:formulas>
-                  <v:path o:extrusionok="f" gradientshapeok="t" o:connecttype="rect"/>
-                  <o:lock v:ext="edit" aspectratio="t"/>
-                </v:shapetype>
-                <v:shape id="Imagen 6" o:spid="_x0000_s1028" type="#_x0000_t75" style="position:absolute;left:190;top:106;width:71393;height:98393;visibility:visible;mso-wrap-style:square" o:gfxdata="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">
-                  <v:imagedata r:id="rId3" o:title="" cropbottom="3502f"/>
-                  <v:path arrowok="t"/>
-                </v:shape>
-                <v:roundrect id="Rectángulo redondeado 7" o:spid="_x0000_s1029" style="position:absolute;top:857;width:22193;height:6858;visibility:visible;mso-wrap-style:square;v-text-anchor:middle" arcsize="10923f" o:gfxdata="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" fillcolor="white [3201]" stroked="f" strokeweight="1pt">
-                  <v:stroke joinstyle="miter"/>
-                </v:roundrect>
-              </v:group>
-              <v:shape id="Imagen 8" o:spid="_x0000_s1030" type="#_x0000_t75" style="position:absolute;left:1714;top:285;width:18955;height:4693;visibility:visible;mso-wrap-style:square" o:gfxdata="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">
-                <v:imagedata r:id="rId4" o:title="Logo_Corporación"/>
-                <v:path arrowok="t"/>
-              </v:shape>
-              <w10:wrap anchorx="page"/>
-            </v:group>
-          </w:pict>
-        </mc:Fallback>
-      </mc:AlternateContent>
-    </w:r>
   </w:p>
   <w:p>
     <w:pPr>
@@ -1374,7 +1161,7 @@
 </file>
 
 <file path=word/styles.xml><?xml version="1.0" encoding="utf-8"?>
-<w:styles xmlns:mc="http://schemas.openxmlformats.org/markup-compatibility/2006" xmlns:r="http://schemas.openxmlformats.org/officeDocument/2006/relationships" xmlns:w="http://schemas.openxmlformats.org/wordprocessingml/2006/main" xmlns:w14="http://schemas.microsoft.com/office/word/2010/wordml" xmlns:w15="http://schemas.microsoft.com/office/word/2012/wordml" mc:Ignorable="w14 w15">
+<w:styles xmlns:mc="http://schemas.openxmlformats.org/markup-compatibility/2006" xmlns:r="http://schemas.openxmlformats.org/officeDocument/2006/relationships" xmlns:w="http://schemas.openxmlformats.org/wordprocessingml/2006/main" xmlns:w14="http://schemas.microsoft.com/office/word/2010/wordml" xmlns:w15="http://schemas.microsoft.com/office/word/2012/wordml" xmlns:w16cex="http://schemas.microsoft.com/office/word/2018/wordml/cex" xmlns:w16cid="http://schemas.microsoft.com/office/word/2016/wordml/cid" xmlns:w16="http://schemas.microsoft.com/office/word/2018/wordml" xmlns:w16sdtdh="http://schemas.microsoft.com/office/word/2020/wordml/sdtdatahash" xmlns:w16se="http://schemas.microsoft.com/office/word/2015/wordml/symex" mc:Ignorable="w14 w15 w16se w16cid w16 w16cex w16sdtdh">
   <w:docDefaults>
     <w:rPrDefault>
       <w:rPr>
@@ -1390,7 +1177,7 @@
       </w:pPr>
     </w:pPrDefault>
   </w:docDefaults>
-  <w:latentStyles w:defLockedState="0" w:defUIPriority="99" w:defSemiHidden="0" w:defUnhideWhenUsed="0" w:defQFormat="0" w:count="371">
+  <w:latentStyles w:defLockedState="0" w:defUIPriority="99" w:defSemiHidden="0" w:defUnhideWhenUsed="0" w:defQFormat="0" w:count="376">
     <w:lsdException w:name="Normal" w:uiPriority="1" w:qFormat="1"/>
     <w:lsdException w:name="heading 1" w:uiPriority="9" w:qFormat="1"/>
     <w:lsdException w:name="heading 2" w:semiHidden="1" w:uiPriority="9" w:unhideWhenUsed="1" w:qFormat="1"/>
@@ -1762,6 +1549,11 @@
     <w:lsdException w:name="List Table 5 Dark Accent 6" w:uiPriority="50"/>
     <w:lsdException w:name="List Table 6 Colorful Accent 6" w:uiPriority="51"/>
     <w:lsdException w:name="List Table 7 Colorful Accent 6" w:uiPriority="52"/>
+    <w:lsdException w:name="Mention" w:semiHidden="1" w:unhideWhenUsed="1"/>
+    <w:lsdException w:name="Smart Hyperlink" w:semiHidden="1" w:unhideWhenUsed="1"/>
+    <w:lsdException w:name="Hashtag" w:semiHidden="1" w:unhideWhenUsed="1"/>
+    <w:lsdException w:name="Unresolved Mention" w:semiHidden="1" w:unhideWhenUsed="1"/>
+    <w:lsdException w:name="Smart Link" w:semiHidden="1" w:unhideWhenUsed="1"/>
   </w:latentStyles>
   <w:style w:type="paragraph" w:default="1" w:styleId="Normal">
     <w:name w:val="Normal"/>
@@ -1846,7 +1638,6 @@
       <w:lang w:val="en-US"/>
     </w:rPr>
     <w:tblPr>
-      <w:tblInd w:w="0" w:type="dxa"/>
       <w:tblBorders>
         <w:top w:val="single" w:sz="4" w:space="0" w:color="auto"/>
         <w:left w:val="single" w:sz="4" w:space="0" w:color="auto"/>
@@ -1855,12 +1646,6 @@
         <w:insideH w:val="single" w:sz="4" w:space="0" w:color="auto"/>
         <w:insideV w:val="single" w:sz="4" w:space="0" w:color="auto"/>
       </w:tblBorders>
-      <w:tblCellMar>
-        <w:top w:w="0" w:type="dxa"/>
-        <w:left w:w="108" w:type="dxa"/>
-        <w:bottom w:w="0" w:type="dxa"/>
-        <w:right w:w="108" w:type="dxa"/>
-      </w:tblCellMar>
     </w:tblPr>
   </w:style>
   <w:style w:type="paragraph" w:styleId="Encabezado">

--- a/public/report_templates/creditos/evaluaciones/rptEvaluacionBienes.docx
+++ b/public/report_templates/creditos/evaluaciones/rptEvaluacionBienes.docx
@@ -281,7 +281,35 @@
           <w:b/>
           <w:sz w:val="24"/>
         </w:rPr>
-        <w:t>CREDIPYME HUANCA SAC</w:t>
+        <w:t>CREDIPYME HUANCA S</w:t>
+      </w:r>
+      <w:r>
+        <w:rPr>
+          <w:b/>
+          <w:sz w:val="24"/>
+        </w:rPr>
+        <w:t>.</w:t>
+      </w:r>
+      <w:r>
+        <w:rPr>
+          <w:b/>
+          <w:sz w:val="24"/>
+        </w:rPr>
+        <w:t>A</w:t>
+      </w:r>
+      <w:r>
+        <w:rPr>
+          <w:b/>
+          <w:sz w:val="24"/>
+        </w:rPr>
+        <w:t>.</w:t>
+      </w:r>
+      <w:r>
+        <w:rPr>
+          <w:b/>
+          <w:sz w:val="24"/>
+        </w:rPr>
+        <w:t>C</w:t>
       </w:r>
       <w:r>
         <w:rPr>
